--- a/docs/legal/AI-Staff_Service-Agreement_EN.docx
+++ b/docs/legal/AI-Staff_Service-Agreement_EN.docx
@@ -2711,7 +2711,7 @@
       </w:tr>
       <w:tr>
         <w:trPr>
-          <w:tblHeader w:val="false"/>
+          <w:tblHeader w:val="off"/>
         </w:trPr>
         <w:tc>
           <w:tcPr>
@@ -2814,7 +2814,7 @@
       </w:tr>
       <w:tr>
         <w:trPr>
-          <w:tblHeader w:val="false"/>
+          <w:tblHeader w:val="off"/>
         </w:trPr>
         <w:tc>
           <w:tcPr>
@@ -2924,7 +2924,7 @@
       </w:tr>
       <w:tr>
         <w:trPr>
-          <w:tblHeader w:val="false"/>
+          <w:tblHeader w:val="off"/>
         </w:trPr>
         <w:tc>
           <w:tcPr>
@@ -3659,7 +3659,7 @@
       </w:tr>
       <w:tr>
         <w:trPr>
-          <w:tblHeader w:val="false"/>
+          <w:tblHeader w:val="off"/>
         </w:trPr>
         <w:tc>
           <w:tcPr>
@@ -3729,7 +3729,7 @@
       </w:tr>
       <w:tr>
         <w:trPr>
-          <w:tblHeader w:val="false"/>
+          <w:tblHeader w:val="off"/>
         </w:trPr>
         <w:tc>
           <w:tcPr>
@@ -3799,7 +3799,7 @@
       </w:tr>
       <w:tr>
         <w:trPr>
-          <w:tblHeader w:val="false"/>
+          <w:tblHeader w:val="off"/>
         </w:trPr>
         <w:tc>
           <w:tcPr>
@@ -3869,7 +3869,7 @@
       </w:tr>
       <w:tr>
         <w:trPr>
-          <w:tblHeader w:val="false"/>
+          <w:tblHeader w:val="off"/>
         </w:trPr>
         <w:tc>
           <w:tcPr>
@@ -3939,7 +3939,7 @@
       </w:tr>
       <w:tr>
         <w:trPr>
-          <w:tblHeader w:val="false"/>
+          <w:tblHeader w:val="off"/>
         </w:trPr>
         <w:tc>
           <w:tcPr>
@@ -4009,7 +4009,7 @@
       </w:tr>
       <w:tr>
         <w:trPr>
-          <w:tblHeader w:val="false"/>
+          <w:tblHeader w:val="off"/>
         </w:trPr>
         <w:tc>
           <w:tcPr>
@@ -4079,7 +4079,7 @@
       </w:tr>
       <w:tr>
         <w:trPr>
-          <w:tblHeader w:val="false"/>
+          <w:tblHeader w:val="off"/>
         </w:trPr>
         <w:tc>
           <w:tcPr>
@@ -4631,7 +4631,7 @@
         <w:t xml:space="preserve">2.4	</w:t>
       </w:r>
       <w:r>
-        <w:t xml:space="preserve">Bind each subcontractor by a written agreement offering equivalent protection. Current list: Retell AI (voice), Twilio (telephony, SMS), Anthropic (language model), Make.com (automations), Supabase (database), Resend (email), and Google if the Client connects those services. AI Staff notifies the Client of any addition or replacement; the Client may object on reasonable grounds by terminating at no cost.</w:t>
+        <w:t xml:space="preserve">Bind each subcontractor by a written agreement offering equivalent protection. Current list: Vapi (voice platform) and its voice, transcription and conversation-model providers (ElevenLabs, Soniox, OpenAI), Twilio (telephony, SMS), Anthropic (language model), Make.com (automations), Supabase (database), Resend (email), and Google if the Client connects those services. AI Staff notifies the Client of any addition or replacement; the Client may object on reasonable grounds by terminating at no cost.</w:t>
       </w:r>
     </w:p>
     <w:p>
@@ -5471,8 +5471,8 @@
       </w:tr>
     </w:tbl>
     <w:sectPr>
-      <w:headerReference w:type="default" r:id="rId7"/>
-      <w:footerReference w:type="default" r:id="rId8"/>
+      <w:headerReference w:type="default" r:id="rId6"/>
+      <w:footerReference w:type="default" r:id="rId7"/>
       <w:pgSz w:w="12240" w:h="15840" w:orient="portrait"/>
       <w:pgMar w:top="1200" w:right="1260" w:bottom="1100" w:left="1260" w:header="560" w:footer="520" w:gutter="0"/>
       <w:pgNumType/>
@@ -5480,10 +5480,6 @@
     </w:sectPr>
   </w:body>
 </w:document>
-</file>
-
-<file path=word/comments.xml><?xml version="1.0" encoding="utf-8"?>
-<w:comments xmlns:cx="http://schemas.microsoft.com/office/drawing/2014/chartex" xmlns:cx1="http://schemas.microsoft.com/office/drawing/2015/9/8/chartex" xmlns:cx2="http://schemas.microsoft.com/office/drawing/2015/10/21/chartex" xmlns:cx3="http://schemas.microsoft.com/office/drawing/2016/5/9/chartex" xmlns:cx4="http://schemas.microsoft.com/office/drawing/2016/5/10/chartex" xmlns:cx5="http://schemas.microsoft.com/office/drawing/2016/5/11/chartex" xmlns:cx6="http://schemas.microsoft.com/office/drawing/2016/5/12/chartex" xmlns:cx7="http://schemas.microsoft.com/office/drawing/2016/5/13/chartex" xmlns:cx8="http://schemas.microsoft.com/office/drawing/2016/5/14/chartex" xmlns:mc="http://schemas.openxmlformats.org/markup-compatibility/2006" xmlns:aink="http://schemas.microsoft.com/office/drawing/2016/ink" xmlns:am3d="http://schemas.microsoft.com/office/drawing/2017/model3d" xmlns:o="urn:schemas-microsoft-com:office:office" xmlns:r="http://schemas.openxmlformats.org/officeDocument/2006/relationships" xmlns:m="http://schemas.openxmlformats.org/officeDocument/2006/math" xmlns:v="urn:schemas-microsoft-com:vml" xmlns:wp14="http://schemas.microsoft.com/office/word/2010/wordprocessingDrawing" xmlns:wp="http://schemas.openxmlformats.org/drawingml/2006/wordprocessingDrawing" xmlns:w10="urn:schemas-microsoft-com:office:word" xmlns:w="http://schemas.openxmlformats.org/wordprocessingml/2006/main" xmlns:w14="http://schemas.microsoft.com/office/word/2010/wordml" xmlns:w15="http://schemas.microsoft.com/office/word/2012/wordml" xmlns:w16cex="http://schemas.microsoft.com/office/word/2018/wordml/cex" xmlns:w16cid="http://schemas.microsoft.com/office/word/2016/wordml/cid" xmlns:w16="http://schemas.microsoft.com/office/word/2018/wordml" xmlns:w16sdtdh="http://schemas.microsoft.com/office/word/2020/wordml/sdtdatahash" xmlns:w16se="http://schemas.microsoft.com/office/word/2015/wordml/symex" xmlns:wpg="http://schemas.microsoft.com/office/word/2010/wordprocessingGroup" xmlns:wpi="http://schemas.microsoft.com/office/word/2010/wordprocessingInk" xmlns:wne="http://schemas.microsoft.com/office/word/2006/wordml" xmlns:wps="http://schemas.microsoft.com/office/word/2010/wordprocessingShape"/>
 </file>
 
 <file path=word/endnotes.xml><?xml version="1.0" encoding="utf-8"?>
@@ -5638,7 +5634,7 @@
 <w:numbering xmlns:wpc="http://schemas.microsoft.com/office/word/2010/wordprocessingCanvas" xmlns:mc="http://schemas.openxmlformats.org/markup-compatibility/2006" xmlns:o="urn:schemas-microsoft-com:office:office" xmlns:r="http://schemas.openxmlformats.org/officeDocument/2006/relationships" xmlns:m="http://schemas.openxmlformats.org/officeDocument/2006/math" xmlns:v="urn:schemas-microsoft-com:vml" xmlns:wp14="http://schemas.microsoft.com/office/word/2010/wordprocessingDrawing" xmlns:wp="http://schemas.openxmlformats.org/drawingml/2006/wordprocessingDrawing" xmlns:w10="urn:schemas-microsoft-com:office:word" xmlns:w="http://schemas.openxmlformats.org/wordprocessingml/2006/main" xmlns:w14="http://schemas.microsoft.com/office/word/2010/wordml" xmlns:w15="http://schemas.microsoft.com/office/word/2012/wordml" xmlns:wpg="http://schemas.microsoft.com/office/word/2010/wordprocessingGroup" xmlns:wpi="http://schemas.microsoft.com/office/word/2010/wordprocessingInk" xmlns:wne="http://schemas.microsoft.com/office/word/2006/wordml" xmlns:wps="http://schemas.microsoft.com/office/word/2010/wordprocessingShape" mc:Ignorable="w14 w15 wp14">
   <w:abstractNum w:abstractNumId="1" w15:restartNumberingAfterBreak="0">
     <w:multiLevelType w:val="hybridMultilevel"/>
-    <w:lvl w:ilvl="0" w15:tentative="1">
+    <w:lvl w:ilvl="0" w:tentative="1">
       <w:start w:val="1"/>
       <w:numFmt w:val="bullet"/>
       <w:lvlText w:val="●"/>
@@ -5647,7 +5643,7 @@
         <w:ind w:left="720" w:hanging="360"/>
       </w:pPr>
     </w:lvl>
-    <w:lvl w:ilvl="1" w15:tentative="1">
+    <w:lvl w:ilvl="1" w:tentative="1">
       <w:start w:val="1"/>
       <w:numFmt w:val="bullet"/>
       <w:lvlText w:val="○"/>
@@ -5656,7 +5652,7 @@
         <w:ind w:left="1440" w:hanging="360"/>
       </w:pPr>
     </w:lvl>
-    <w:lvl w:ilvl="2" w15:tentative="1">
+    <w:lvl w:ilvl="2" w:tentative="1">
       <w:start w:val="1"/>
       <w:numFmt w:val="bullet"/>
       <w:lvlText w:val="■"/>
@@ -5665,7 +5661,7 @@
         <w:ind w:left="2160" w:hanging="360"/>
       </w:pPr>
     </w:lvl>
-    <w:lvl w:ilvl="3" w15:tentative="1">
+    <w:lvl w:ilvl="3" w:tentative="1">
       <w:start w:val="1"/>
       <w:numFmt w:val="bullet"/>
       <w:lvlText w:val="●"/>
@@ -5674,7 +5670,7 @@
         <w:ind w:left="2880" w:hanging="360"/>
       </w:pPr>
     </w:lvl>
-    <w:lvl w:ilvl="4" w15:tentative="1">
+    <w:lvl w:ilvl="4" w:tentative="1">
       <w:start w:val="1"/>
       <w:numFmt w:val="bullet"/>
       <w:lvlText w:val="○"/>
@@ -5683,7 +5679,7 @@
         <w:ind w:left="3600" w:hanging="360"/>
       </w:pPr>
     </w:lvl>
-    <w:lvl w:ilvl="5" w15:tentative="1">
+    <w:lvl w:ilvl="5" w:tentative="1">
       <w:start w:val="1"/>
       <w:numFmt w:val="bullet"/>
       <w:lvlText w:val="■"/>
@@ -5692,7 +5688,7 @@
         <w:ind w:left="4320" w:hanging="360"/>
       </w:pPr>
     </w:lvl>
-    <w:lvl w:ilvl="6" w15:tentative="1">
+    <w:lvl w:ilvl="6" w:tentative="1">
       <w:start w:val="1"/>
       <w:numFmt w:val="bullet"/>
       <w:lvlText w:val="●"/>
@@ -5701,7 +5697,7 @@
         <w:ind w:left="5040" w:hanging="360"/>
       </w:pPr>
     </w:lvl>
-    <w:lvl w:ilvl="7" w15:tentative="1">
+    <w:lvl w:ilvl="7" w:tentative="1">
       <w:start w:val="1"/>
       <w:numFmt w:val="bullet"/>
       <w:lvlText w:val="●"/>
@@ -5710,7 +5706,7 @@
         <w:ind w:left="5760" w:hanging="360"/>
       </w:pPr>
     </w:lvl>
-    <w:lvl w:ilvl="8" w15:tentative="1">
+    <w:lvl w:ilvl="8" w:tentative="1">
       <w:start w:val="1"/>
       <w:numFmt w:val="bullet"/>
       <w:lvlText w:val="●"/>
@@ -5722,7 +5718,7 @@
   </w:abstractNum>
   <w:abstractNum w:abstractNumId="2" w15:restartNumberingAfterBreak="0">
     <w:multiLevelType w:val="hybridMultilevel"/>
-    <w:lvl w:ilvl="0" w15:tentative="1">
+    <w:lvl w:ilvl="0" w:tentative="1">
       <w:start w:val="1"/>
       <w:numFmt w:val="bullet"/>
       <w:lvlText w:val="•"/>
@@ -5754,6 +5750,10 @@
     </w:rPrDefault>
     <w:pPrDefault/>
   </w:docDefaults>
+  <w:style w:type="paragraph" w:styleId="Normal" w:default="1">
+    <w:name w:val="Normal"/>
+    <w:qFormat/>
+  </w:style>
   <w:style w:type="paragraph" w:styleId="Title">
     <w:name w:val="Title"/>
     <w:basedOn w:val="Normal"/>
@@ -5926,4 +5926,294 @@
     </w:rPr>
   </w:style>
 </w:styles>
+</file>
+
+<file path=word/theme/theme1.xml><?xml version="1.0" encoding="utf-8"?>
+<a:theme xmlns:a="http://schemas.openxmlformats.org/drawingml/2006/main" name="Office Theme">
+  <a:themeElements>
+    <a:clrScheme name="Office">
+      <a:dk1>
+        <a:sysClr val="windowText" lastClr="000000"/>
+      </a:dk1>
+      <a:lt1>
+        <a:sysClr val="window" lastClr="FFFFFF"/>
+      </a:lt1>
+      <a:dk2>
+        <a:srgbClr val="44546A"/>
+      </a:dk2>
+      <a:lt2>
+        <a:srgbClr val="E7E6E6"/>
+      </a:lt2>
+      <a:accent1>
+        <a:srgbClr val="4472C4"/>
+      </a:accent1>
+      <a:accent2>
+        <a:srgbClr val="ED7D31"/>
+      </a:accent2>
+      <a:accent3>
+        <a:srgbClr val="A5A5A5"/>
+      </a:accent3>
+      <a:accent4>
+        <a:srgbClr val="FFC000"/>
+      </a:accent4>
+      <a:accent5>
+        <a:srgbClr val="5B9BD5"/>
+      </a:accent5>
+      <a:accent6>
+        <a:srgbClr val="70AD47"/>
+      </a:accent6>
+      <a:hlink>
+        <a:srgbClr val="0563C1"/>
+      </a:hlink>
+      <a:folHlink>
+        <a:srgbClr val="954F72"/>
+      </a:folHlink>
+    </a:clrScheme>
+    <a:fontScheme name="Office">
+      <a:majorFont>
+        <a:latin typeface="Calibri Light" panose="020F0302020204030204"/>
+        <a:ea typeface=""/>
+        <a:cs typeface=""/>
+        <a:font script="Jpan" typeface="游ゴシック Light"/>
+        <a:font script="Hang" typeface="맑은 고딕"/>
+        <a:font script="Hans" typeface="等线 Light"/>
+        <a:font script="Hant" typeface="新細明體"/>
+        <a:font script="Arab" typeface="Times New Roman"/>
+        <a:font script="Hebr" typeface="Times New Roman"/>
+        <a:font script="Thai" typeface="Angsana New"/>
+        <a:font script="Ethi" typeface="Nyala"/>
+        <a:font script="Beng" typeface="Vrinda"/>
+        <a:font script="Gujr" typeface="Shruti"/>
+        <a:font script="Khmr" typeface="MoolBoran"/>
+        <a:font script="Knda" typeface="Tunga"/>
+        <a:font script="Guru" typeface="Raavi"/>
+        <a:font script="Cans" typeface="Euphemia"/>
+        <a:font script="Cher" typeface="Plantagenet Cherokee"/>
+        <a:font script="Yiii" typeface="Microsoft Yi Baiti"/>
+        <a:font script="Tibt" typeface="Microsoft Himalaya"/>
+        <a:font script="Thaa" typeface="MV Boli"/>
+        <a:font script="Deva" typeface="Mangal"/>
+        <a:font script="Telu" typeface="Gautami"/>
+        <a:font script="Taml" typeface="Latha"/>
+        <a:font script="Syrc" typeface="Estrangelo Edessa"/>
+        <a:font script="Orya" typeface="Kalinga"/>
+        <a:font script="Mlym" typeface="Kartika"/>
+        <a:font script="Laoo" typeface="DokChampa"/>
+        <a:font script="Sinh" typeface="Iskoola Pota"/>
+        <a:font script="Mong" typeface="Mongolian Baiti"/>
+        <a:font script="Viet" typeface="Times New Roman"/>
+        <a:font script="Uigh" typeface="Microsoft Uighur"/>
+        <a:font script="Geor" typeface="Sylfaen"/>
+        <a:font script="Armn" typeface="Arial"/>
+        <a:font script="Bugi" typeface="Leelawadee UI"/>
+        <a:font script="Bopo" typeface="Microsoft JhengHei"/>
+        <a:font script="Java" typeface="Javanese Text"/>
+        <a:font script="Lisu" typeface="Segoe UI"/>
+        <a:font script="Mymr" typeface="Myanmar Text"/>
+        <a:font script="Nkoo" typeface="Ebrima"/>
+        <a:font script="Olck" typeface="Nirmala UI"/>
+        <a:font script="Osma" typeface="Ebrima"/>
+        <a:font script="Phag" typeface="Phagspa"/>
+        <a:font script="Syrn" typeface="Estrangelo Edessa"/>
+        <a:font script="Syrj" typeface="Estrangelo Edessa"/>
+        <a:font script="Syre" typeface="Estrangelo Edessa"/>
+        <a:font script="Sora" typeface="Nirmala UI"/>
+        <a:font script="Tale" typeface="Microsoft Tai Le"/>
+        <a:font script="Talu" typeface="Microsoft New Tai Lue"/>
+        <a:font script="Tfng" typeface="Ebrima"/>
+      </a:majorFont>
+      <a:minorFont>
+        <a:latin typeface="Calibri" panose="020F0502020204030204"/>
+        <a:ea typeface=""/>
+        <a:cs typeface=""/>
+        <a:font script="Jpan" typeface="游明朝"/>
+        <a:font script="Hang" typeface="맑은 고딕"/>
+        <a:font script="Hans" typeface="等线"/>
+        <a:font script="Hant" typeface="新細明體"/>
+        <a:font script="Arab" typeface="Arial"/>
+        <a:font script="Hebr" typeface="Arial"/>
+        <a:font script="Thai" typeface="Cordia New"/>
+        <a:font script="Ethi" typeface="Nyala"/>
+        <a:font script="Beng" typeface="Vrinda"/>
+        <a:font script="Gujr" typeface="Shruti"/>
+        <a:font script="Khmr" typeface="DaunPenh"/>
+        <a:font script="Knda" typeface="Tunga"/>
+        <a:font script="Guru" typeface="Raavi"/>
+        <a:font script="Cans" typeface="Euphemia"/>
+        <a:font script="Cher" typeface="Plantagenet Cherokee"/>
+        <a:font script="Yiii" typeface="Microsoft Yi Baiti"/>
+        <a:font script="Tibt" typeface="Microsoft Himalaya"/>
+        <a:font script="Thaa" typeface="MV Boli"/>
+        <a:font script="Deva" typeface="Mangal"/>
+        <a:font script="Telu" typeface="Gautami"/>
+        <a:font script="Taml" typeface="Latha"/>
+        <a:font script="Syrc" typeface="Estrangelo Edessa"/>
+        <a:font script="Orya" typeface="Kalinga"/>
+        <a:font script="Mlym" typeface="Kartika"/>
+        <a:font script="Laoo" typeface="DokChampa"/>
+        <a:font script="Sinh" typeface="Iskoola Pota"/>
+        <a:font script="Mong" typeface="Mongolian Baiti"/>
+        <a:font script="Viet" typeface="Arial"/>
+        <a:font script="Uigh" typeface="Microsoft Uighur"/>
+        <a:font script="Geor" typeface="Sylfaen"/>
+        <a:font script="Armn" typeface="Arial"/>
+        <a:font script="Bugi" typeface="Leelawadee UI"/>
+        <a:font script="Bopo" typeface="Microsoft JhengHei"/>
+        <a:font script="Java" typeface="Javanese Text"/>
+        <a:font script="Lisu" typeface="Segoe UI"/>
+        <a:font script="Mymr" typeface="Myanmar Text"/>
+        <a:font script="Nkoo" typeface="Ebrima"/>
+        <a:font script="Olck" typeface="Nirmala UI"/>
+        <a:font script="Osma" typeface="Ebrima"/>
+        <a:font script="Phag" typeface="Phagspa"/>
+        <a:font script="Syrn" typeface="Estrangelo Edessa"/>
+        <a:font script="Syrj" typeface="Estrangelo Edessa"/>
+        <a:font script="Syre" typeface="Estrangelo Edessa"/>
+        <a:font script="Sora" typeface="Nirmala UI"/>
+        <a:font script="Tale" typeface="Microsoft Tai Le"/>
+        <a:font script="Talu" typeface="Microsoft New Tai Lue"/>
+        <a:font script="Tfng" typeface="Ebrima"/>
+      </a:minorFont>
+    </a:fontScheme>
+    <a:fmtScheme name="Office">
+      <a:fillStyleLst>
+        <a:solidFill>
+          <a:schemeClr val="phClr"/>
+        </a:solidFill>
+        <a:gradFill rotWithShape="true">
+          <a:gsLst>
+            <a:gs pos="0">
+              <a:schemeClr val="phClr">
+                <a:lumMod val="110000"/>
+                <a:satMod val="105000"/>
+                <a:tint val="67000"/>
+              </a:schemeClr>
+            </a:gs>
+            <a:gs pos="50000">
+              <a:schemeClr val="phClr">
+                <a:lumMod val="105000"/>
+                <a:satMod val="103000"/>
+                <a:tint val="73000"/>
+              </a:schemeClr>
+            </a:gs>
+            <a:gs pos="100000">
+              <a:schemeClr val="phClr">
+                <a:lumMod val="105000"/>
+                <a:satMod val="109000"/>
+                <a:tint val="81000"/>
+              </a:schemeClr>
+            </a:gs>
+          </a:gsLst>
+          <a:lin ang="5400000" scaled="false"/>
+        </a:gradFill>
+        <a:gradFill rotWithShape="true">
+          <a:gsLst>
+            <a:gs pos="0">
+              <a:schemeClr val="phClr">
+                <a:satMod val="103000"/>
+                <a:lumMod val="102000"/>
+                <a:tint val="94000"/>
+              </a:schemeClr>
+            </a:gs>
+            <a:gs pos="50000">
+              <a:schemeClr val="phClr">
+                <a:satMod val="110000"/>
+                <a:lumMod val="100000"/>
+                <a:shade val="100000"/>
+              </a:schemeClr>
+            </a:gs>
+            <a:gs pos="100000">
+              <a:schemeClr val="phClr">
+                <a:lumMod val="99000"/>
+                <a:satMod val="120000"/>
+                <a:shade val="78000"/>
+              </a:schemeClr>
+            </a:gs>
+          </a:gsLst>
+          <a:lin ang="5400000" scaled="false"/>
+        </a:gradFill>
+      </a:fillStyleLst>
+      <a:lnStyleLst>
+        <a:ln w="6350" cap="flat" cmpd="sng" algn="ctr">
+          <a:solidFill>
+            <a:schemeClr val="phClr"/>
+          </a:solidFill>
+          <a:prstDash val="solid"/>
+          <a:miter lim="800000"/>
+        </a:ln>
+        <a:ln w="12700" cap="flat" cmpd="sng" algn="ctr">
+          <a:solidFill>
+            <a:schemeClr val="phClr"/>
+          </a:solidFill>
+          <a:prstDash val="solid"/>
+          <a:miter lim="800000"/>
+        </a:ln>
+        <a:ln w="19050" cap="flat" cmpd="sng" algn="ctr">
+          <a:solidFill>
+            <a:schemeClr val="phClr"/>
+          </a:solidFill>
+          <a:prstDash val="solid"/>
+          <a:miter lim="800000"/>
+        </a:ln>
+      </a:lnStyleLst>
+      <a:effectStyleLst>
+        <a:effectStyle>
+          <a:effectLst/>
+        </a:effectStyle>
+        <a:effectStyle>
+          <a:effectLst/>
+        </a:effectStyle>
+        <a:effectStyle>
+          <a:effectLst>
+            <a:outerShdw blurRad="57150" dist="19050" dir="5400000" algn="ctr" rotWithShape="false">
+              <a:srgbClr val="000000">
+                <a:alpha val="63000"/>
+              </a:srgbClr>
+            </a:outerShdw>
+          </a:effectLst>
+        </a:effectStyle>
+      </a:effectStyleLst>
+      <a:bgFillStyleLst>
+        <a:solidFill>
+          <a:schemeClr val="phClr"/>
+        </a:solidFill>
+        <a:solidFill>
+          <a:schemeClr val="phClr">
+            <a:tint val="95000"/>
+            <a:satMod val="170000"/>
+          </a:schemeClr>
+        </a:solidFill>
+        <a:gradFill rotWithShape="true">
+          <a:gsLst>
+            <a:gs pos="0">
+              <a:schemeClr val="phClr">
+                <a:tint val="93000"/>
+                <a:satMod val="150000"/>
+                <a:shade val="98000"/>
+                <a:lumMod val="102000"/>
+              </a:schemeClr>
+            </a:gs>
+            <a:gs pos="50000">
+              <a:schemeClr val="phClr">
+                <a:tint val="98000"/>
+                <a:satMod val="130000"/>
+                <a:shade val="90000"/>
+                <a:lumMod val="103000"/>
+              </a:schemeClr>
+            </a:gs>
+            <a:gs pos="100000">
+              <a:schemeClr val="phClr">
+                <a:shade val="63000"/>
+                <a:satMod val="120000"/>
+              </a:schemeClr>
+            </a:gs>
+          </a:gsLst>
+          <a:lin ang="5400000" scaled="false"/>
+        </a:gradFill>
+      </a:bgFillStyleLst>
+    </a:fmtScheme>
+  </a:themeElements>
+  <a:objectDefaults/>
+  <a:extraClrSchemeLst/>
+</a:theme>
 </file>
--- a/docs/legal/AI-Staff_Service-Agreement_EN.docx
+++ b/docs/legal/AI-Staff_Service-Agreement_EN.docx
@@ -2759,7 +2759,7 @@
                 <w:sz w:val="19"/>
                 <w:szCs w:val="19"/>
               </w:rPr>
-              <w:t xml:space="preserve">Assistant</w:t>
+              <w:t xml:space="preserve">Essential</w:t>
             </w:r>
           </w:p>
         </w:tc>
@@ -2783,7 +2783,7 @@
                 <w:sz w:val="19"/>
                 <w:szCs w:val="19"/>
               </w:rPr>
-              <w:t xml:space="preserve">$997</w:t>
+              <w:t xml:space="preserve">$397</w:t>
             </w:r>
           </w:p>
         </w:tc>
@@ -2807,7 +2807,7 @@
                 <w:sz w:val="19"/>
                 <w:szCs w:val="19"/>
               </w:rPr>
-              <w:t xml:space="preserve">Calls and SMS 24/7, appointment booking, dashboard, up to 3 languages</w:t>
+              <w:t xml:space="preserve">Dedicated number and 24/7 calls (FR, EN, ES), SMS, appointments in your calendar, private dashboard, calls to the assistant to ask for your reports</w:t>
             </w:r>
           </w:p>
         </w:tc>
@@ -2862,14 +2862,7 @@
                 <w:sz w:val="19"/>
                 <w:szCs w:val="19"/>
               </w:rPr>
-              <w:t xml:space="preserve">Executive</w:t>
-            </w:r>
-            <w:r>
-              <w:rPr>
-                <w:sz w:val="19"/>
-                <w:szCs w:val="19"/>
-              </w:rPr>
-              <w:t xml:space="preserve"> (recommended)</w:t>
+              <w:t xml:space="preserve">Pro</w:t>
             </w:r>
           </w:p>
         </w:tc>
@@ -2893,7 +2886,7 @@
                 <w:sz w:val="19"/>
                 <w:szCs w:val="19"/>
               </w:rPr>
-              <w:t xml:space="preserve">$1,497</w:t>
+              <w:t xml:space="preserve">$597</w:t>
             </w:r>
           </w:p>
         </w:tc>
@@ -2917,7 +2910,7 @@
                 <w:sz w:val="19"/>
                 <w:szCs w:val="19"/>
               </w:rPr>
-              <w:t xml:space="preserve">Everything in Assistant + follow-ups, briefings, additional channels in phases, up to 5 languages</w:t>
+              <w:t xml:space="preserve">Everything in Essential + WhatsApp, scheduled calls from the assistant to you (up to 3 a day), unlimited calls (fair use)</w:t>
             </w:r>
           </w:p>
         </w:tc>
@@ -2972,7 +2965,7 @@
                 <w:sz w:val="19"/>
                 <w:szCs w:val="19"/>
               </w:rPr>
-              <w:t xml:space="preserve">Dedicated</w:t>
+              <w:t xml:space="preserve">Complete</w:t>
             </w:r>
           </w:p>
         </w:tc>
@@ -2996,7 +2989,7 @@
                 <w:sz w:val="19"/>
                 <w:szCs w:val="19"/>
               </w:rPr>
-              <w:t xml:space="preserve">$2,497</w:t>
+              <w:t xml:space="preserve">$797</w:t>
             </w:r>
           </w:p>
         </w:tc>
@@ -3020,7 +3013,7 @@
                 <w:sz w:val="19"/>
                 <w:szCs w:val="19"/>
               </w:rPr>
-              <w:t xml:space="preserve">Everything in Executive + custom configuration, priority support, all available languages</w:t>
+              <w:t xml:space="preserve">Everything in Pro + Instagram and Facebook messages, social media stats, priority access</w:t>
             </w:r>
           </w:p>
         </w:tc>
@@ -3399,7 +3392,7 @@
                 <w:sz w:val="19"/>
                 <w:szCs w:val="19"/>
               </w:rPr>
-              <w:t xml:space="preserve">________________________________________ (per plan)</w:t>
+              <w:t xml:space="preserve">________________________________________ (FR, EN, ES)</w:t>
             </w:r>
           </w:p>
         </w:tc>
@@ -3846,76 +3839,6 @@
                 <w:szCs w:val="19"/>
               </w:rPr>
               <w:t xml:space="preserve">☐ Active</w:t>
-            </w:r>
-          </w:p>
-        </w:tc>
-        <w:tc>
-          <w:tcPr>
-            <w:tcW w:type="dxa" w:w="3305"/>
-            <w:tcMar>
-              <w:top w:type="dxa" w:w="70"/>
-              <w:left w:type="dxa" w:w="110"/>
-              <w:bottom w:type="dxa" w:w="70"/>
-              <w:right w:type="dxa" w:w="110"/>
-            </w:tcMar>
-            <w:vAlign w:val="center"/>
-          </w:tcPr>
-          <w:p>
-            <w:pPr>
-              <w:spacing w:after="40" w:before="40"/>
-            </w:pPr>
-          </w:p>
-        </w:tc>
-      </w:tr>
-      <w:tr>
-        <w:trPr>
-          <w:tblHeader w:val="false"/>
-        </w:trPr>
-        <w:tc>
-          <w:tcPr>
-            <w:tcW w:type="dxa" w:w="4082"/>
-            <w:tcMar>
-              <w:top w:type="dxa" w:w="70"/>
-              <w:left w:type="dxa" w:w="110"/>
-              <w:bottom w:type="dxa" w:w="70"/>
-              <w:right w:type="dxa" w:w="110"/>
-            </w:tcMar>
-            <w:vAlign w:val="center"/>
-          </w:tcPr>
-          <w:p>
-            <w:pPr>
-              <w:spacing w:after="40" w:before="40"/>
-            </w:pPr>
-            <w:r>
-              <w:rPr>
-                <w:sz w:val="19"/>
-                <w:szCs w:val="19"/>
-              </w:rPr>
-              <w:t xml:space="preserve">Email</w:t>
-            </w:r>
-          </w:p>
-        </w:tc>
-        <w:tc>
-          <w:tcPr>
-            <w:tcW w:type="dxa" w:w="2333"/>
-            <w:tcMar>
-              <w:top w:type="dxa" w:w="70"/>
-              <w:left w:type="dxa" w:w="110"/>
-              <w:bottom w:type="dxa" w:w="70"/>
-              <w:right w:type="dxa" w:w="110"/>
-            </w:tcMar>
-            <w:vAlign w:val="center"/>
-          </w:tcPr>
-          <w:p>
-            <w:pPr>
-              <w:spacing w:after="40" w:before="40"/>
-            </w:pPr>
-            <w:r>
-              <w:rPr>
-                <w:sz w:val="19"/>
-                <w:szCs w:val="19"/>
-              </w:rPr>
-              <w:t xml:space="preserve">☐ In phases</w:t>
             </w:r>
           </w:p>
         </w:tc>

--- a/docs/legal/AI-Staff_Service-Agreement_EN.docx
+++ b/docs/legal/AI-Staff_Service-Agreement_EN.docx
@@ -4554,7 +4554,7 @@
         <w:t xml:space="preserve">2.4	</w:t>
       </w:r>
       <w:r>
-        <w:t xml:space="preserve">Bind each subcontractor by a written agreement offering equivalent protection. Current list: Retell AI (voice), Twilio (telephony, SMS), Anthropic (language model), Make.com (automations), Supabase (database), Resend (email), and Google if the Client connects those services. AI Staff notifies the Client of any addition or replacement; the Client may object on reasonable grounds by terminating at no cost.</w:t>
+        <w:t xml:space="preserve">Bind each subcontractor by a written agreement offering equivalent protection. Current list: Twilio (telephony, SMS, speech recognition and synthesis), Anthropic (language model), Make.com (automations), Supabase (database), Resend (email), and Google if the Client connects those services. AI Staff notifies the Client of any addition or replacement; the Client may object on reasonable grounds by terminating at no cost.</w:t>
       </w:r>
     </w:p>
     <w:p>
